--- a/Projekt/dokumentation/Gliederung.docx
+++ b/Projekt/dokumentation/Gliederung.docx
@@ -109,9 +109,11 @@
           <w:numId w:val="1"/>
         </w:numPr>
       </w:pPr>
+      <w:proofErr w:type="spellStart"/>
       <w:r>
         <w:t>Numpy</w:t>
       </w:r>
+      <w:proofErr w:type="spellEnd"/>
     </w:p>
     <w:p>
       <w:pPr>
@@ -121,8 +123,13 @@
           <w:numId w:val="1"/>
         </w:numPr>
       </w:pPr>
-      <w:r>
-        <w:t>Matplotlib &amp; Seaborn</w:t>
+      <w:proofErr w:type="spellStart"/>
+      <w:r>
+        <w:t>Matplotlib</w:t>
+      </w:r>
+      <w:proofErr w:type="spellEnd"/>
+      <w:r>
+        <w:t xml:space="preserve"> &amp; Seaborn</w:t>
       </w:r>
     </w:p>
     <w:p>
@@ -157,8 +164,13 @@
           <w:numId w:val="1"/>
         </w:numPr>
       </w:pPr>
-      <w:r>
-        <w:t>Scikit-Learn</w:t>
+      <w:proofErr w:type="spellStart"/>
+      <w:r>
+        <w:t>Scikit</w:t>
+      </w:r>
+      <w:proofErr w:type="spellEnd"/>
+      <w:r>
+        <w:t>-Learn</w:t>
       </w:r>
     </w:p>
     <w:p>
@@ -169,9 +181,11 @@
           <w:numId w:val="1"/>
         </w:numPr>
       </w:pPr>
+      <w:proofErr w:type="spellStart"/>
       <w:r>
         <w:t>Joblib</w:t>
       </w:r>
+      <w:proofErr w:type="spellEnd"/>
     </w:p>
     <w:p>
       <w:pPr>
@@ -301,8 +315,13 @@
           <w:numId w:val="1"/>
         </w:numPr>
       </w:pPr>
-      <w:r>
-        <w:t>Rebuild Pipeline</w:t>
+      <w:proofErr w:type="spellStart"/>
+      <w:r>
+        <w:t>Rebuild</w:t>
+      </w:r>
+      <w:proofErr w:type="spellEnd"/>
+      <w:r>
+        <w:t xml:space="preserve"> Pipeline</w:t>
       </w:r>
     </w:p>
     <w:p>
@@ -337,9 +356,11 @@
           <w:numId w:val="1"/>
         </w:numPr>
       </w:pPr>
+      <w:proofErr w:type="spellStart"/>
       <w:r>
         <w:t>Routes</w:t>
       </w:r>
+      <w:proofErr w:type="spellEnd"/>
     </w:p>
     <w:p>
       <w:pPr>
@@ -349,9 +370,11 @@
           <w:numId w:val="1"/>
         </w:numPr>
       </w:pPr>
+      <w:proofErr w:type="spellStart"/>
       <w:r>
         <w:t>Utils</w:t>
       </w:r>
+      <w:proofErr w:type="spellEnd"/>
     </w:p>
     <w:p>
       <w:pPr>
@@ -433,36 +456,25 @@
           <w:numId w:val="1"/>
         </w:numPr>
       </w:pPr>
-      <w:r>
-        <w:t>Schnittstelle</w:t>
-      </w:r>
-    </w:p>
-    <w:p>
-      <w:pPr>
-        <w:pStyle w:val="Listenabsatz"/>
-      </w:pPr>
-      <w:r>
-        <w:t>5.1 FAST-API</w:t>
-      </w:r>
-    </w:p>
-    <w:p>
-      <w:pPr>
-        <w:pStyle w:val="Listenabsatz"/>
-        <w:numPr>
-          <w:ilvl w:val="0"/>
-          <w:numId w:val="1"/>
-        </w:numPr>
-      </w:pPr>
-      <w:r>
-        <w:t xml:space="preserve">Explainability-Visualiserung </w:t>
-      </w:r>
-    </w:p>
-    <w:p>
-      <w:pPr>
-        <w:pStyle w:val="Listenabsatz"/>
-      </w:pPr>
-      <w:r>
-        <w:t>6.1 Vorhersage des Risikos</w:t>
+      <w:proofErr w:type="spellStart"/>
+      <w:r>
+        <w:t>Explainability-Visualiserung</w:t>
+      </w:r>
+      <w:proofErr w:type="spellEnd"/>
+      <w:r>
+        <w:t xml:space="preserve"> </w:t>
+      </w:r>
+    </w:p>
+    <w:p>
+      <w:pPr>
+        <w:pStyle w:val="Listenabsatz"/>
+        <w:numPr>
+          <w:ilvl w:val="1"/>
+          <w:numId w:val="1"/>
+        </w:numPr>
+      </w:pPr>
+      <w:r>
+        <w:t>Vorhersage des Risikos</w:t>
       </w:r>
     </w:p>
     <w:p>
@@ -485,8 +497,21 @@
           <w:numId w:val="1"/>
         </w:numPr>
       </w:pPr>
-      <w:r>
-        <w:t>What-If-Analyse</w:t>
+      <w:proofErr w:type="spellStart"/>
+      <w:r>
+        <w:t>What</w:t>
+      </w:r>
+      <w:proofErr w:type="spellEnd"/>
+      <w:r>
+        <w:t>-</w:t>
+      </w:r>
+      <w:proofErr w:type="spellStart"/>
+      <w:r>
+        <w:t>If</w:t>
+      </w:r>
+      <w:proofErr w:type="spellEnd"/>
+      <w:r>
+        <w:t>-Analyse</w:t>
       </w:r>
     </w:p>
     <w:p>
